--- a/FASE 1/Evidencias Individuales/PAVEZ_ARIANETTE_1.3_APT122_AutoevaluacionFase1.docx
+++ b/FASE 1/Evidencias Individuales/PAVEZ_ARIANETTE_1.3_APT122_AutoevaluacionFase1.docx
@@ -914,7 +914,7 @@
     </w:p>
     <w:sdt>
       <w:sdtPr>
-        <w:id w:val="-133339767"/>
+        <w:id w:val="536378395"/>
         <w:docPartObj>
           <w:docPartGallery w:val="Table of Contents"/>
           <w:docPartUnique w:val="1"/>
